--- a/policies/sources/Corporate_Governance_Statement.docx
+++ b/policies/sources/Corporate_Governance_Statement.docx
@@ -20336,7 +20336,8 @@
           <w:szCs w:val="28"/>
           <w:lang w:val="en-GB"/>
         </w:rPr>
-        <w:lastRenderedPageBreak/>
+        <w:t>1</w:t>
+        <w:tab/>
         <w:t>Management structure</w:t>
       </w:r>
     </w:p>
@@ -20376,6 +20377,8 @@
           <w:szCs w:val="28"/>
           <w:lang w:val="en-GB"/>
         </w:rPr>
+        <w:t>2</w:t>
+        <w:tab/>
         <w:t>Board of Directors</w:t>
       </w:r>
     </w:p>
@@ -20480,6 +20483,8 @@
           <w:szCs w:val="28"/>
           <w:lang w:val="en-GB"/>
         </w:rPr>
+        <w:t>3</w:t>
+        <w:tab/>
         <w:t>Board committees</w:t>
       </w:r>
     </w:p>
@@ -20689,6 +20694,8 @@
           <w:szCs w:val="28"/>
           <w:lang w:val="en-GB"/>
         </w:rPr>
+        <w:t>4</w:t>
+        <w:tab/>
         <w:t>Executive Management</w:t>
       </w:r>
     </w:p>
@@ -20742,6 +20749,8 @@
           <w:szCs w:val="28"/>
           <w:lang w:val="en-GB"/>
         </w:rPr>
+        <w:t>5</w:t>
+        <w:tab/>
         <w:t>Internal control and financial reporting procedures</w:t>
       </w:r>
     </w:p>
@@ -20802,6 +20811,8 @@
           <w:szCs w:val="28"/>
           <w:lang w:val="en-GB"/>
         </w:rPr>
+        <w:t>6</w:t>
+        <w:tab/>
         <w:t xml:space="preserve">Danish Corporate Governance Recommendations </w:t>
       </w:r>
     </w:p>
